--- a/Paradygmaty_programowania/Zadania/Lab01/Dutkiewicz.docx
+++ b/Paradygmaty_programowania/Zadania/Lab01/Dutkiewicz.docx
@@ -49,6 +49,25 @@
       <w:r>
         <w:t>O:</w:t>
       </w:r>
+      <w:r>
+        <w:t xml:space="preserve">Jest to wydzielony obszar pamięci RAM , który posiada własną </w:t>
+      </w:r>
+      <w:proofErr w:type="spellStart"/>
+      <w:r>
+        <w:t>nazwe</w:t>
+      </w:r>
+      <w:proofErr w:type="spellEnd"/>
+      <w:r>
+        <w:t xml:space="preserve">(id), typ(rodzaj danych) oraz wartość np. </w:t>
+      </w:r>
+      <w:proofErr w:type="spellStart"/>
+      <w:r>
+        <w:t>int</w:t>
+      </w:r>
+      <w:proofErr w:type="spellEnd"/>
+      <w:r>
+        <w:t xml:space="preserve"> wiek = 21</w:t>
+      </w:r>
     </w:p>
     <w:p>
       <w:pPr>
@@ -89,6 +108,34 @@
       <w:r>
         <w:t>O:</w:t>
       </w:r>
+      <w:r>
+        <w:t xml:space="preserve"> Statyczne C++ , Java , C#, Swift, typ zmiennej jest ustalany w trakcie działania programu </w:t>
+      </w:r>
+    </w:p>
+    <w:p>
+      <w:pPr>
+        <w:pStyle w:val="ListParagraph"/>
+        <w:ind w:left="1440"/>
+      </w:pPr>
+      <w:r>
+        <w:t>Dynamiczne</w:t>
+      </w:r>
+      <w:r>
+        <w:t xml:space="preserve"> – typ zmiennej jest ustalany w czasie działania programu </w:t>
+      </w:r>
+      <w:proofErr w:type="spellStart"/>
+      <w:r>
+        <w:t>Python</w:t>
+      </w:r>
+      <w:proofErr w:type="spellEnd"/>
+      <w:r>
+        <w:t xml:space="preserve">, </w:t>
+      </w:r>
+      <w:proofErr w:type="spellStart"/>
+      <w:r>
+        <w:t>JS,PHP,Ruby</w:t>
+      </w:r>
+      <w:proofErr w:type="spellEnd"/>
     </w:p>
     <w:p>
       <w:pPr>
@@ -125,6 +172,9 @@
       <w:r>
         <w:t>O:</w:t>
       </w:r>
+      <w:r>
+        <w:t>To  zależy, z jednej strony mamy większe bezpieczeństwo , lepszą wydajność, lepszą czytelność kodu, z drugiej strony wymaga to od nas więcej pisania jest mniej elastyczne w trakcie prototypowania</w:t>
+      </w:r>
     </w:p>
     <w:p>
       <w:pPr>
@@ -161,6 +211,76 @@
       <w:r>
         <w:t>O:</w:t>
       </w:r>
+      <w:r>
+        <w:t>Typowanie dynamiczne , typ jest sprawdzany w trakcie działania programu, język ustala typ zmiennej na podstawie wartości np. . x =5  (INT), x = „tekst”(STRING)</w:t>
+      </w:r>
+    </w:p>
+    <w:p>
+      <w:pPr>
+        <w:pStyle w:val="ListParagraph"/>
+        <w:ind w:left="1440"/>
+      </w:pPr>
+      <w:r>
+        <w:t xml:space="preserve">Typowanie twarde – język nie pozwala na automatyczne, niejawne mieszanie typów </w:t>
+      </w:r>
+      <w:proofErr w:type="spellStart"/>
+      <w:r>
+        <w:t>print</w:t>
+      </w:r>
+      <w:proofErr w:type="spellEnd"/>
+      <w:r>
+        <w:t>(„Wynik” + 5) (</w:t>
+      </w:r>
+      <w:r>
+        <w:rPr>
+          <w:color w:val="00B050"/>
+        </w:rPr>
+        <w:t xml:space="preserve">będzie </w:t>
+      </w:r>
+      <w:proofErr w:type="spellStart"/>
+      <w:r>
+        <w:rPr>
+          <w:color w:val="00B050"/>
+        </w:rPr>
+        <w:t>okej</w:t>
+      </w:r>
+      <w:proofErr w:type="spellEnd"/>
+      <w:r>
+        <w:t xml:space="preserve">), </w:t>
+      </w:r>
+      <w:proofErr w:type="spellStart"/>
+      <w:r>
+        <w:t>print</w:t>
+      </w:r>
+      <w:proofErr w:type="spellEnd"/>
+      <w:r>
+        <w:t>(„wynik”+</w:t>
+      </w:r>
+      <w:proofErr w:type="spellStart"/>
+      <w:r>
+        <w:t>str</w:t>
+      </w:r>
+      <w:proofErr w:type="spellEnd"/>
+      <w:r>
+        <w:t>(5)) (</w:t>
+      </w:r>
+      <w:r>
+        <w:rPr>
+          <w:color w:val="EE0000"/>
+        </w:rPr>
+        <w:t>da błąd</w:t>
+      </w:r>
+      <w:r>
+        <w:t xml:space="preserve">) , bo </w:t>
+      </w:r>
+      <w:proofErr w:type="spellStart"/>
+      <w:r>
+        <w:t>Python</w:t>
+      </w:r>
+      <w:proofErr w:type="spellEnd"/>
+      <w:r>
+        <w:t xml:space="preserve"> nie pozwala dodawać stringa bez jawnej konwersji</w:t>
+      </w:r>
     </w:p>
     <w:p>
       <w:pPr>
@@ -199,7 +319,177 @@
       </w:r>
     </w:p>
     <w:p>
-      <w:r>
+      <w:pPr>
+        <w:pStyle w:val="ListParagraph"/>
+        <w:ind w:left="1440"/>
+      </w:pPr>
+      <w:r>
+        <w:t>Dozwolone:</w:t>
+      </w:r>
+    </w:p>
+    <w:p>
+      <w:pPr>
+        <w:pStyle w:val="ListParagraph"/>
+        <w:numPr>
+          <w:ilvl w:val="0"/>
+          <w:numId w:val="4"/>
+        </w:numPr>
+      </w:pPr>
+      <w:r>
+        <w:t>Litery (a-z, A-Z), cyfry (0-9) oraz znak podkreślenia _.</w:t>
+      </w:r>
+    </w:p>
+    <w:p>
+      <w:pPr>
+        <w:pStyle w:val="ListParagraph"/>
+        <w:numPr>
+          <w:ilvl w:val="0"/>
+          <w:numId w:val="4"/>
+        </w:numPr>
+      </w:pPr>
+      <w:r>
+        <w:t>Nazwa musi zaczynać się od litery lub podkreślenia (np. _wynik, liczba1).</w:t>
+      </w:r>
+    </w:p>
+    <w:p>
+      <w:pPr>
+        <w:pStyle w:val="ListParagraph"/>
+        <w:numPr>
+          <w:ilvl w:val="0"/>
+          <w:numId w:val="4"/>
+        </w:numPr>
+      </w:pPr>
+      <w:r>
+        <w:t>Wielkość liter ma znaczenie (wiek i Wiek to dwie różne zmienne).</w:t>
+      </w:r>
+    </w:p>
+    <w:p>
+      <w:pPr>
+        <w:pStyle w:val="ListParagraph"/>
+        <w:ind w:left="1440"/>
+      </w:pPr>
+      <w:r>
+        <w:t>Zabronione:</w:t>
+      </w:r>
+    </w:p>
+    <w:p>
+      <w:pPr>
+        <w:pStyle w:val="ListParagraph"/>
+        <w:numPr>
+          <w:ilvl w:val="0"/>
+          <w:numId w:val="5"/>
+        </w:numPr>
+      </w:pPr>
+      <w:r>
+        <w:t>Nazwa nie może zaczynać się od cyfry (np. 1liczba – BŁĄD).</w:t>
+      </w:r>
+    </w:p>
+    <w:p>
+      <w:pPr>
+        <w:pStyle w:val="ListParagraph"/>
+        <w:numPr>
+          <w:ilvl w:val="0"/>
+          <w:numId w:val="5"/>
+        </w:numPr>
+      </w:pPr>
+      <w:r>
+        <w:t>Używanie spacji i znaków specjalnych (np. moja zmienna, cena$, wartość!).</w:t>
+      </w:r>
+    </w:p>
+    <w:p>
+      <w:pPr>
+        <w:pStyle w:val="ListParagraph"/>
+        <w:numPr>
+          <w:ilvl w:val="0"/>
+          <w:numId w:val="5"/>
+        </w:numPr>
+      </w:pPr>
+      <w:r>
+        <w:t>Używanie słów kluczowych (zarezerwowanych) języka.</w:t>
+      </w:r>
+    </w:p>
+    <w:p>
+      <w:pPr>
+        <w:pStyle w:val="ListParagraph"/>
+        <w:ind w:left="1440"/>
+        <w:rPr>
+          <w:lang w:val="en-GB"/>
+        </w:rPr>
+      </w:pPr>
+      <w:proofErr w:type="spellStart"/>
+      <w:r>
+        <w:rPr>
+          <w:lang w:val="en-GB"/>
+        </w:rPr>
+        <w:t>Słowa</w:t>
+      </w:r>
+      <w:proofErr w:type="spellEnd"/>
+      <w:r>
+        <w:rPr>
+          <w:lang w:val="en-GB"/>
+        </w:rPr>
+        <w:t xml:space="preserve"> </w:t>
+      </w:r>
+      <w:proofErr w:type="spellStart"/>
+      <w:r>
+        <w:rPr>
+          <w:lang w:val="en-GB"/>
+        </w:rPr>
+        <w:t>zarezerwowane</w:t>
+      </w:r>
+      <w:proofErr w:type="spellEnd"/>
+      <w:r>
+        <w:rPr>
+          <w:lang w:val="en-GB"/>
+        </w:rPr>
+        <w:t xml:space="preserve"> (</w:t>
+      </w:r>
+      <w:proofErr w:type="spellStart"/>
+      <w:r>
+        <w:rPr>
+          <w:lang w:val="en-GB"/>
+        </w:rPr>
+        <w:t>przykłady</w:t>
+      </w:r>
+      <w:proofErr w:type="spellEnd"/>
+      <w:r>
+        <w:rPr>
+          <w:lang w:val="en-GB"/>
+        </w:rPr>
+        <w:t>):</w:t>
+      </w:r>
+    </w:p>
+    <w:p>
+      <w:pPr>
+        <w:pStyle w:val="ListParagraph"/>
+        <w:ind w:left="1440"/>
+        <w:rPr>
+          <w:lang w:val="en-GB"/>
+        </w:rPr>
+      </w:pPr>
+      <w:r>
+        <w:rPr>
+          <w:lang w:val="en-GB"/>
+        </w:rPr>
+        <w:t>int, double, if, else, for, while, return, class, void, public, static.</w:t>
+      </w:r>
+      <w:r>
+        <w:rPr>
+          <w:lang w:val="en-GB"/>
+        </w:rPr>
+        <w:br/>
+      </w:r>
+    </w:p>
+    <w:p>
+      <w:pPr>
+        <w:rPr>
+          <w:lang w:val="en-GB"/>
+        </w:rPr>
+      </w:pPr>
+      <w:r>
+        <w:rPr>
+          <w:lang w:val="en-GB"/>
+        </w:rPr>
         <w:br w:type="page"/>
       </w:r>
     </w:p>
@@ -304,13 +594,74 @@
       <w:r>
         <w:t xml:space="preserve">Napisz </w:t>
       </w:r>
-      <w:proofErr w:type="gramStart"/>
-      <w:r>
-        <w:t>program</w:t>
-      </w:r>
-      <w:proofErr w:type="gramEnd"/>
+      <w:r>
+        <w:t>program,</w:t>
+      </w:r>
       <w:r>
         <w:t xml:space="preserve"> w którym wskażesz(komentarz do kodu):</w:t>
+      </w:r>
+    </w:p>
+    <w:p>
+      <w:pPr>
+        <w:pStyle w:val="ListParagraph"/>
+      </w:pPr>
+      <w:r>
+        <w:rPr>
+          <w:noProof/>
+        </w:rPr>
+        <w:drawing>
+          <wp:inline distT="0" distB="0" distL="0" distR="0" wp14:anchorId="2ACE8AD7" wp14:editId="1DB04231">
+            <wp:extent cx="5281532" cy="4277877"/>
+            <wp:effectExtent l="0" t="0" r="0" b="8890"/>
+            <wp:docPr id="1320771833" name="Picture 2"/>
+            <wp:cNvGraphicFramePr>
+              <a:graphicFrameLocks xmlns:a="http://schemas.openxmlformats.org/drawingml/2006/main" noChangeAspect="1"/>
+            </wp:cNvGraphicFramePr>
+            <a:graphic xmlns:a="http://schemas.openxmlformats.org/drawingml/2006/main">
+              <a:graphicData uri="http://schemas.openxmlformats.org/drawingml/2006/picture">
+                <pic:pic xmlns:pic="http://schemas.openxmlformats.org/drawingml/2006/picture">
+                  <pic:nvPicPr>
+                    <pic:cNvPr id="0" name="Picture 3"/>
+                    <pic:cNvPicPr>
+                      <a:picLocks noChangeAspect="1" noChangeArrowheads="1"/>
+                    </pic:cNvPicPr>
+                  </pic:nvPicPr>
+                  <pic:blipFill rotWithShape="1">
+                    <a:blip r:embed="rId6" cstate="print">
+                      <a:extLst>
+                        <a:ext uri="{28A0092B-C50C-407E-A947-70E740481C1C}">
+                          <a14:useLocalDpi xmlns:a14="http://schemas.microsoft.com/office/drawing/2010/main" val="0"/>
+                        </a:ext>
+                      </a:extLst>
+                    </a:blip>
+                    <a:srcRect l="3930" t="4764" r="3902" b="4729"/>
+                    <a:stretch>
+                      <a:fillRect/>
+                    </a:stretch>
+                  </pic:blipFill>
+                  <pic:spPr bwMode="auto">
+                    <a:xfrm>
+                      <a:off x="0" y="0"/>
+                      <a:ext cx="5282670" cy="4278798"/>
+                    </a:xfrm>
+                    <a:prstGeom prst="rect">
+                      <a:avLst/>
+                    </a:prstGeom>
+                    <a:noFill/>
+                    <a:ln>
+                      <a:noFill/>
+                    </a:ln>
+                    <a:extLst>
+                      <a:ext uri="{53640926-AAD7-44D8-BBD7-CCE9431645EC}">
+                        <a14:shadowObscured xmlns:a14="http://schemas.microsoft.com/office/drawing/2010/main"/>
+                      </a:ext>
+                    </a:extLst>
+                  </pic:spPr>
+                </pic:pic>
+              </a:graphicData>
+            </a:graphic>
+          </wp:inline>
+        </w:drawing>
       </w:r>
     </w:p>
     <w:p>
@@ -445,6 +796,119 @@
     </w:lvl>
   </w:abstractNum>
   <w:abstractNum w:abstractNumId="1" w15:restartNumberingAfterBreak="0">
+    <w:nsid w:val="4BF83735"/>
+    <w:multiLevelType w:val="hybridMultilevel"/>
+    <w:tmpl w:val="4486207A"/>
+    <w:lvl w:ilvl="0" w:tplc="04150001">
+      <w:start w:val="1"/>
+      <w:numFmt w:val="bullet"/>
+      <w:lvlText w:val=""/>
+      <w:lvlJc w:val="left"/>
+      <w:pPr>
+        <w:ind w:left="2160" w:hanging="360"/>
+      </w:pPr>
+      <w:rPr>
+        <w:rFonts w:ascii="Symbol" w:hAnsi="Symbol" w:hint="default"/>
+      </w:rPr>
+    </w:lvl>
+    <w:lvl w:ilvl="1" w:tplc="04150003" w:tentative="1">
+      <w:start w:val="1"/>
+      <w:numFmt w:val="bullet"/>
+      <w:lvlText w:val="o"/>
+      <w:lvlJc w:val="left"/>
+      <w:pPr>
+        <w:ind w:left="2880" w:hanging="360"/>
+      </w:pPr>
+      <w:rPr>
+        <w:rFonts w:ascii="Courier New" w:hAnsi="Courier New" w:cs="Courier New" w:hint="default"/>
+      </w:rPr>
+    </w:lvl>
+    <w:lvl w:ilvl="2" w:tplc="04150005" w:tentative="1">
+      <w:start w:val="1"/>
+      <w:numFmt w:val="bullet"/>
+      <w:lvlText w:val=""/>
+      <w:lvlJc w:val="left"/>
+      <w:pPr>
+        <w:ind w:left="3600" w:hanging="360"/>
+      </w:pPr>
+      <w:rPr>
+        <w:rFonts w:ascii="Wingdings" w:hAnsi="Wingdings" w:hint="default"/>
+      </w:rPr>
+    </w:lvl>
+    <w:lvl w:ilvl="3" w:tplc="04150001" w:tentative="1">
+      <w:start w:val="1"/>
+      <w:numFmt w:val="bullet"/>
+      <w:lvlText w:val=""/>
+      <w:lvlJc w:val="left"/>
+      <w:pPr>
+        <w:ind w:left="4320" w:hanging="360"/>
+      </w:pPr>
+      <w:rPr>
+        <w:rFonts w:ascii="Symbol" w:hAnsi="Symbol" w:hint="default"/>
+      </w:rPr>
+    </w:lvl>
+    <w:lvl w:ilvl="4" w:tplc="04150003" w:tentative="1">
+      <w:start w:val="1"/>
+      <w:numFmt w:val="bullet"/>
+      <w:lvlText w:val="o"/>
+      <w:lvlJc w:val="left"/>
+      <w:pPr>
+        <w:ind w:left="5040" w:hanging="360"/>
+      </w:pPr>
+      <w:rPr>
+        <w:rFonts w:ascii="Courier New" w:hAnsi="Courier New" w:cs="Courier New" w:hint="default"/>
+      </w:rPr>
+    </w:lvl>
+    <w:lvl w:ilvl="5" w:tplc="04150005" w:tentative="1">
+      <w:start w:val="1"/>
+      <w:numFmt w:val="bullet"/>
+      <w:lvlText w:val=""/>
+      <w:lvlJc w:val="left"/>
+      <w:pPr>
+        <w:ind w:left="5760" w:hanging="360"/>
+      </w:pPr>
+      <w:rPr>
+        <w:rFonts w:ascii="Wingdings" w:hAnsi="Wingdings" w:hint="default"/>
+      </w:rPr>
+    </w:lvl>
+    <w:lvl w:ilvl="6" w:tplc="04150001" w:tentative="1">
+      <w:start w:val="1"/>
+      <w:numFmt w:val="bullet"/>
+      <w:lvlText w:val=""/>
+      <w:lvlJc w:val="left"/>
+      <w:pPr>
+        <w:ind w:left="6480" w:hanging="360"/>
+      </w:pPr>
+      <w:rPr>
+        <w:rFonts w:ascii="Symbol" w:hAnsi="Symbol" w:hint="default"/>
+      </w:rPr>
+    </w:lvl>
+    <w:lvl w:ilvl="7" w:tplc="04150003" w:tentative="1">
+      <w:start w:val="1"/>
+      <w:numFmt w:val="bullet"/>
+      <w:lvlText w:val="o"/>
+      <w:lvlJc w:val="left"/>
+      <w:pPr>
+        <w:ind w:left="7200" w:hanging="360"/>
+      </w:pPr>
+      <w:rPr>
+        <w:rFonts w:ascii="Courier New" w:hAnsi="Courier New" w:cs="Courier New" w:hint="default"/>
+      </w:rPr>
+    </w:lvl>
+    <w:lvl w:ilvl="8" w:tplc="04150005" w:tentative="1">
+      <w:start w:val="1"/>
+      <w:numFmt w:val="bullet"/>
+      <w:lvlText w:val=""/>
+      <w:lvlJc w:val="left"/>
+      <w:pPr>
+        <w:ind w:left="7920" w:hanging="360"/>
+      </w:pPr>
+      <w:rPr>
+        <w:rFonts w:ascii="Wingdings" w:hAnsi="Wingdings" w:hint="default"/>
+      </w:rPr>
+    </w:lvl>
+  </w:abstractNum>
+  <w:abstractNum w:abstractNumId="2" w15:restartNumberingAfterBreak="0">
     <w:nsid w:val="553A600F"/>
     <w:multiLevelType w:val="hybridMultilevel"/>
     <w:tmpl w:val="B7C80092"/>
@@ -530,7 +994,120 @@
       </w:pPr>
     </w:lvl>
   </w:abstractNum>
-  <w:abstractNum w:abstractNumId="2" w15:restartNumberingAfterBreak="0">
+  <w:abstractNum w:abstractNumId="3" w15:restartNumberingAfterBreak="0">
+    <w:nsid w:val="64460CAB"/>
+    <w:multiLevelType w:val="hybridMultilevel"/>
+    <w:tmpl w:val="67825F7C"/>
+    <w:lvl w:ilvl="0" w:tplc="04150001">
+      <w:start w:val="1"/>
+      <w:numFmt w:val="bullet"/>
+      <w:lvlText w:val=""/>
+      <w:lvlJc w:val="left"/>
+      <w:pPr>
+        <w:ind w:left="2160" w:hanging="360"/>
+      </w:pPr>
+      <w:rPr>
+        <w:rFonts w:ascii="Symbol" w:hAnsi="Symbol" w:hint="default"/>
+      </w:rPr>
+    </w:lvl>
+    <w:lvl w:ilvl="1" w:tplc="04150003" w:tentative="1">
+      <w:start w:val="1"/>
+      <w:numFmt w:val="bullet"/>
+      <w:lvlText w:val="o"/>
+      <w:lvlJc w:val="left"/>
+      <w:pPr>
+        <w:ind w:left="2880" w:hanging="360"/>
+      </w:pPr>
+      <w:rPr>
+        <w:rFonts w:ascii="Courier New" w:hAnsi="Courier New" w:cs="Courier New" w:hint="default"/>
+      </w:rPr>
+    </w:lvl>
+    <w:lvl w:ilvl="2" w:tplc="04150005" w:tentative="1">
+      <w:start w:val="1"/>
+      <w:numFmt w:val="bullet"/>
+      <w:lvlText w:val=""/>
+      <w:lvlJc w:val="left"/>
+      <w:pPr>
+        <w:ind w:left="3600" w:hanging="360"/>
+      </w:pPr>
+      <w:rPr>
+        <w:rFonts w:ascii="Wingdings" w:hAnsi="Wingdings" w:hint="default"/>
+      </w:rPr>
+    </w:lvl>
+    <w:lvl w:ilvl="3" w:tplc="04150001" w:tentative="1">
+      <w:start w:val="1"/>
+      <w:numFmt w:val="bullet"/>
+      <w:lvlText w:val=""/>
+      <w:lvlJc w:val="left"/>
+      <w:pPr>
+        <w:ind w:left="4320" w:hanging="360"/>
+      </w:pPr>
+      <w:rPr>
+        <w:rFonts w:ascii="Symbol" w:hAnsi="Symbol" w:hint="default"/>
+      </w:rPr>
+    </w:lvl>
+    <w:lvl w:ilvl="4" w:tplc="04150003" w:tentative="1">
+      <w:start w:val="1"/>
+      <w:numFmt w:val="bullet"/>
+      <w:lvlText w:val="o"/>
+      <w:lvlJc w:val="left"/>
+      <w:pPr>
+        <w:ind w:left="5040" w:hanging="360"/>
+      </w:pPr>
+      <w:rPr>
+        <w:rFonts w:ascii="Courier New" w:hAnsi="Courier New" w:cs="Courier New" w:hint="default"/>
+      </w:rPr>
+    </w:lvl>
+    <w:lvl w:ilvl="5" w:tplc="04150005" w:tentative="1">
+      <w:start w:val="1"/>
+      <w:numFmt w:val="bullet"/>
+      <w:lvlText w:val=""/>
+      <w:lvlJc w:val="left"/>
+      <w:pPr>
+        <w:ind w:left="5760" w:hanging="360"/>
+      </w:pPr>
+      <w:rPr>
+        <w:rFonts w:ascii="Wingdings" w:hAnsi="Wingdings" w:hint="default"/>
+      </w:rPr>
+    </w:lvl>
+    <w:lvl w:ilvl="6" w:tplc="04150001" w:tentative="1">
+      <w:start w:val="1"/>
+      <w:numFmt w:val="bullet"/>
+      <w:lvlText w:val=""/>
+      <w:lvlJc w:val="left"/>
+      <w:pPr>
+        <w:ind w:left="6480" w:hanging="360"/>
+      </w:pPr>
+      <w:rPr>
+        <w:rFonts w:ascii="Symbol" w:hAnsi="Symbol" w:hint="default"/>
+      </w:rPr>
+    </w:lvl>
+    <w:lvl w:ilvl="7" w:tplc="04150003" w:tentative="1">
+      <w:start w:val="1"/>
+      <w:numFmt w:val="bullet"/>
+      <w:lvlText w:val="o"/>
+      <w:lvlJc w:val="left"/>
+      <w:pPr>
+        <w:ind w:left="7200" w:hanging="360"/>
+      </w:pPr>
+      <w:rPr>
+        <w:rFonts w:ascii="Courier New" w:hAnsi="Courier New" w:cs="Courier New" w:hint="default"/>
+      </w:rPr>
+    </w:lvl>
+    <w:lvl w:ilvl="8" w:tplc="04150005" w:tentative="1">
+      <w:start w:val="1"/>
+      <w:numFmt w:val="bullet"/>
+      <w:lvlText w:val=""/>
+      <w:lvlJc w:val="left"/>
+      <w:pPr>
+        <w:ind w:left="7920" w:hanging="360"/>
+      </w:pPr>
+      <w:rPr>
+        <w:rFonts w:ascii="Wingdings" w:hAnsi="Wingdings" w:hint="default"/>
+      </w:rPr>
+    </w:lvl>
+  </w:abstractNum>
+  <w:abstractNum w:abstractNumId="4" w15:restartNumberingAfterBreak="0">
     <w:nsid w:val="7DEA4DA0"/>
     <w:multiLevelType w:val="hybridMultilevel"/>
     <w:tmpl w:val="6C904378"/>
@@ -644,13 +1221,19 @@
     </w:lvl>
   </w:abstractNum>
   <w:num w:numId="1" w16cid:durableId="1616054954">
-    <w:abstractNumId w:val="1"/>
+    <w:abstractNumId w:val="2"/>
   </w:num>
   <w:num w:numId="2" w16cid:durableId="264459754">
     <w:abstractNumId w:val="0"/>
   </w:num>
   <w:num w:numId="3" w16cid:durableId="1942299282">
-    <w:abstractNumId w:val="2"/>
+    <w:abstractNumId w:val="4"/>
+  </w:num>
+  <w:num w:numId="4" w16cid:durableId="515385965">
+    <w:abstractNumId w:val="3"/>
+  </w:num>
+  <w:num w:numId="5" w16cid:durableId="1430351217">
+    <w:abstractNumId w:val="1"/>
   </w:num>
 </w:numbering>
 </file>
